--- a/ru/wisdom-stories/woman-whose-house-was-robbed.docx
+++ b/ru/wisdom-stories/woman-whose-house-was-robbed.docx
@@ -28,7 +28,7 @@
           <w:color w:val="000000"/>
           <w:sz w:val="22"/>
         </w:rPr>
-        <w:t>В древние времена дом пожилой женщины, жившей в городе, был ограблен. Женщина пришла к царю в состоянии ужаса, чтобы пожаловаться. Царь выслушал её и гневно спросил: «Почему же ты так крепко уснула, что даже не заметила, как вор проник в твой дом?» Женщина ответила: «Слава Богу, царь, мы думали, что ты бодрствуешь, поэтому спокойно спали в своём доме».</w:t>
+        <w:t>В древние времена дом пожилой женщины, жившей в городе, был ограблен. Женщина пришла к царю в состоянии ужаса, чтобы пожаловаться. Царь выслушал её и гневно спросил: «Почему же ты так крепко уснула, что даже не заметила, как вор проник в твой дом?» Женщина ответила: «Слава Аллаху, царь, мы думали, что ты бодрствуешь, поэтому спокойно спали в своём доме».</w:t>
       </w:r>
     </w:p>
     <w:p>
@@ -56,7 +56,7 @@
           <w:color w:val="9A7417"/>
           <w:sz w:val="22"/>
         </w:rPr>
-        <w:t xml:space="preserve">Мораль: </w:t>
+        <w:t>Мораль: Спокойствие народа проистекает из доверия к государству. Если люди знают, что их правитель бодрствует, они будут спокойно спать в своих домах.</w:t>
       </w:r>
       <w:r>
         <w:rPr>
@@ -66,7 +66,6 @@
           <w:color w:val="3F3826"/>
           <w:sz w:val="22"/>
         </w:rPr>
-        <w:t>Спокойствие народа проистекает из доверия к государству. Если люди знают, что их правитель бодрствует, они будут спокойно спать в своих домах.</w:t>
       </w:r>
     </w:p>
     <w:p>

--- a/ru/wisdom-stories/woman-whose-house-was-robbed.docx
+++ b/ru/wisdom-stories/woman-whose-house-was-robbed.docx
@@ -14,7 +14,7 @@
           <w:color w:val="000000"/>
           <w:sz w:val="52"/>
         </w:rPr>
-        <w:t>Женщина, чей дом был ограблен</w:t>
+        <w:t>Женщина, чей дом ограбили</w:t>
       </w:r>
     </w:p>
     <w:p>
@@ -22,13 +22,39 @@
         <w:jc w:val="left"/>
       </w:pPr>
       <w:r>
-        <w:rPr>
-          <w:rFonts w:ascii="Arial" w:hAnsi="Arial" w:eastAsia="Arial"/>
-          <w:i w:val="0"/>
-          <w:color w:val="000000"/>
-          <w:sz w:val="22"/>
-        </w:rPr>
-        <w:t>В древние времена дом пожилой женщины, жившей в городе, был ограблен. Женщина пришла к царю в состоянии ужаса, чтобы пожаловаться. Царь выслушал её и гневно спросил: «Почему же ты так крепко уснула, что даже не заметила, как вор проник в твой дом?» Женщина ответила: «Слава Аллаху, царь, мы думали, что ты бодрствуешь, поэтому спокойно спали в своём доме».</w:t>
+        <w:t>В давние времена в одном городе ограбили дом пожилой женщины. В отчаянии она отправилась к царю искать справедливости.</w:t>
+      </w:r>
+    </w:p>
+    <w:p>
+      <w:pPr>
+        <w:jc w:val="left"/>
+      </w:pPr>
+      <w:r>
+        <w:t>Выслушав её, царь сердито спросил:</w:t>
+      </w:r>
+    </w:p>
+    <w:p>
+      <w:pPr>
+        <w:jc w:val="left"/>
+      </w:pPr>
+      <w:r>
+        <w:t>— Как же ты могла так крепко спать, что даже не заметила, как вор вошёл в дом?</w:t>
+      </w:r>
+    </w:p>
+    <w:p>
+      <w:pPr>
+        <w:jc w:val="left"/>
+      </w:pPr>
+      <w:r>
+        <w:t>Женщина ответила:</w:t>
+      </w:r>
+    </w:p>
+    <w:p>
+      <w:pPr>
+        <w:jc w:val="left"/>
+      </w:pPr>
+      <w:r>
+        <w:t>— Государь, мы думали, что вы не спите и стоите на страже. Поэтому и позволяли себе спокойно спать в собственных домах.</w:t>
       </w:r>
     </w:p>
     <w:p>
@@ -50,22 +76,12 @@
       </w:pPr>
       <w:r>
         <w:rPr>
-          <w:rFonts w:ascii="Arial" w:hAnsi="Arial" w:eastAsia="Arial" w:cs="Arial"/>
           <w:b/>
-          <w:i w:val="0"/>
-          <w:color w:val="9A7417"/>
-          <w:sz w:val="22"/>
         </w:rPr>
-        <w:t>Мораль: Спокойствие народа проистекает из доверия к государству. Если люди знают, что их правитель бодрствует, они будут спокойно спать в своих домах.</w:t>
+        <w:t xml:space="preserve">Мораль: </w:t>
       </w:r>
       <w:r>
-        <w:rPr>
-          <w:rFonts w:ascii="Arial" w:hAnsi="Arial" w:eastAsia="Arial" w:cs="Arial"/>
-          <w:b w:val="0"/>
-          <w:i w:val="0"/>
-          <w:color w:val="3F3826"/>
-          <w:sz w:val="22"/>
-        </w:rPr>
+        <w:t>Спокойствие народа рождается из доверия к тем, кто отвечает за его безопасность. Когда люди знают, что правитель не дремлет и стоит на страже, они могут спокойно спать у себя дома.</w:t>
       </w:r>
     </w:p>
     <w:p>
